--- a/materialien/Akte2_Raeder/5_Loesungen/DD_A2_AB2_Nachtfahrten_LSG.docx
+++ b/materialien/Akte2_Raeder/5_Loesungen/DD_A2_AB2_Nachtfahrten_LSG.docx
@@ -5100,7 +5100,7 @@
               <w:rPr>
                 <w:b/>
               </w:rPr>
-              <w:t>Notiere</w:t>
+              <w:t>Entwirf</w:t>
             </w:r>
             <w:r>
               <w:t xml:space="preserve"> eine Abfrage, die für alle Ausleihen der Kundin Clara Rossi die AusleihID, den Start sowie den Namen der Start- </w:t>
@@ -5589,7 +5589,7 @@
               <w:rPr>
                 <w:b/>
               </w:rPr>
-              <w:t>notiere</w:t>
+              <w:t>entwirf</w:t>
             </w:r>
             <w:r>
               <w:t xml:space="preserve"> eine Abfrage, die ihre laufenden Ausleihen mit AusleihID, Start und Name der Startstation ausgibt.</w:t>
@@ -6949,7 +6949,7 @@
               <w:t>mehrere Räder gleichzeitig</w:t>
             </w:r>
             <w:r>
-              <w:t xml:space="preserve"> ausgeliehen (laufende Ausleihen)? Finde es heraus und </w:t>
+              <w:t xml:space="preserve"> ausgeliehen (laufende Ausleihen)? Bestimme es und </w:t>
             </w:r>
             <w:r>
               <w:rPr>
